--- a/DIPLOM.docx
+++ b/DIPLOM.docx
@@ -2855,7 +2855,7 @@
           <w:lang w:eastAsia="ru-RU"/>
         </w:rPr>
         <w:lastRenderedPageBreak/>
-        <w:t>2. R</w:t>
+        <w:t xml:space="preserve">2. </w:t>
       </w:r>
       <w:proofErr w:type="spellStart"/>
       <w:r>
@@ -2863,7 +2863,7 @@
           <w:rFonts w:eastAsia="Times New Roman"/>
           <w:lang w:eastAsia="ru-RU"/>
         </w:rPr>
-        <w:t>oles</w:t>
+        <w:t>Roles</w:t>
       </w:r>
       <w:proofErr w:type="spellEnd"/>
       <w:r>
@@ -3893,6 +3893,9 @@
         <w:jc w:val="both"/>
       </w:pPr>
       <w:r>
+        <w:rPr>
+          <w:noProof/>
+        </w:rPr>
         <w:drawing>
           <wp:anchor distT="0" distB="0" distL="114300" distR="114300" simplePos="0" relativeHeight="251660288" behindDoc="0" locked="0" layoutInCell="1" allowOverlap="1" wp14:anchorId="6EE4A3AF" wp14:editId="38249FE8">
             <wp:simplePos x="0" y="0"/>
@@ -4048,7 +4051,7 @@
           <w:noProof/>
         </w:rPr>
         <w:drawing>
-          <wp:anchor distT="0" distB="0" distL="114300" distR="114300" simplePos="0" relativeHeight="251659264" behindDoc="0" locked="0" layoutInCell="1" allowOverlap="1" wp14:anchorId="18A4C986" wp14:editId="158612DD">
+          <wp:anchor distT="0" distB="0" distL="114300" distR="114300" simplePos="0" relativeHeight="251659264" behindDoc="0" locked="0" layoutInCell="1" allowOverlap="1" wp14:anchorId="18A4C986" wp14:editId="5123480E">
             <wp:simplePos x="0" y="0"/>
             <wp:positionH relativeFrom="column">
               <wp:posOffset>-140970</wp:posOffset>
@@ -4117,6 +4120,7 @@
         <w:jc w:val="both"/>
         <w:rPr>
           <w:color w:val="44546A" w:themeColor="text2"/>
+          <w:lang w:val="en-US"/>
         </w:rPr>
       </w:pPr>
       <w:r>
@@ -4440,12 +4444,10 @@
         <w:spacing w:line="360" w:lineRule="auto"/>
         <w:ind w:left="51" w:firstLine="567"/>
         <w:jc w:val="both"/>
-        <w:rPr>
-          <w:lang w:val="en-US"/>
-        </w:rPr>
-      </w:pPr>
-      <w:r>
-        <w:rPr>
+      </w:pPr>
+      <w:r>
+        <w:rPr>
+          <w:noProof/>
           <w:lang w:val="en-US"/>
         </w:rPr>
         <w:drawing>
@@ -4506,9 +4508,6 @@
       <w:pPr>
         <w:spacing w:line="360" w:lineRule="auto"/>
         <w:jc w:val="both"/>
-        <w:rPr>
-          <w:lang w:val="en-US"/>
-        </w:rPr>
       </w:pPr>
       <w:r>
         <w:t xml:space="preserve">Рисунок </w:t>
@@ -4524,9 +4523,6 @@
       <w:pPr>
         <w:spacing w:line="360" w:lineRule="auto"/>
         <w:jc w:val="both"/>
-        <w:rPr>
-          <w:lang w:val="en-US"/>
-        </w:rPr>
       </w:pPr>
     </w:p>
     <w:p>
@@ -4545,12 +4541,10 @@
         <w:spacing w:line="360" w:lineRule="auto"/>
         <w:ind w:left="51" w:firstLine="567"/>
         <w:jc w:val="both"/>
-        <w:rPr>
-          <w:lang w:val="en-US"/>
-        </w:rPr>
-      </w:pPr>
-      <w:r>
-        <w:rPr>
+      </w:pPr>
+      <w:r>
+        <w:rPr>
+          <w:noProof/>
           <w:lang w:val="en-US"/>
         </w:rPr>
         <w:drawing>
@@ -4663,6 +4657,9 @@
         <w:jc w:val="both"/>
       </w:pPr>
       <w:r>
+        <w:rPr>
+          <w:noProof/>
+        </w:rPr>
         <w:drawing>
           <wp:anchor distT="0" distB="0" distL="114300" distR="114300" simplePos="0" relativeHeight="251664384" behindDoc="0" locked="0" layoutInCell="1" allowOverlap="1" wp14:anchorId="08CD34A2" wp14:editId="447EA9E0">
             <wp:simplePos x="0" y="0"/>
@@ -4729,10 +4726,7 @@
         <w:t xml:space="preserve">Содержит таблицу с информацией о </w:t>
       </w:r>
       <w:r>
-        <w:t>пользовател</w:t>
-      </w:r>
-      <w:r>
-        <w:t>ях</w:t>
+        <w:t>пользователях</w:t>
       </w:r>
       <w:r>
         <w:t xml:space="preserve">: Название, </w:t>
@@ -4800,6 +4794,9 @@
         <w:jc w:val="both"/>
       </w:pPr>
       <w:r>
+        <w:rPr>
+          <w:noProof/>
+        </w:rPr>
         <w:lastRenderedPageBreak/>
         <w:drawing>
           <wp:inline distT="0" distB="0" distL="0" distR="0" wp14:anchorId="7AB1AB97" wp14:editId="1C625A6A">
@@ -4916,6 +4913,9 @@
         <w:jc w:val="both"/>
       </w:pPr>
       <w:r>
+        <w:rPr>
+          <w:noProof/>
+        </w:rPr>
         <w:drawing>
           <wp:anchor distT="0" distB="0" distL="114300" distR="114300" simplePos="0" relativeHeight="251662336" behindDoc="0" locked="0" layoutInCell="1" allowOverlap="1" wp14:anchorId="667FB106" wp14:editId="3C12430D">
             <wp:simplePos x="0" y="0"/>
@@ -12511,7 +12511,19 @@
           <w:rFonts w:eastAsia="Calibri"/>
         </w:rPr>
         <w:tab/>
-        <w:t>(25)</w:t>
+        <w:t>(2</w:t>
+      </w:r>
+      <w:r>
+        <w:rPr>
+          <w:rFonts w:eastAsia="Calibri"/>
+        </w:rPr>
+        <w:t>4</w:t>
+      </w:r>
+      <w:r>
+        <w:rPr>
+          <w:rFonts w:eastAsia="Calibri"/>
+        </w:rPr>
+        <w:t>)</w:t>
       </w:r>
     </w:p>
     <w:p>
@@ -12686,7 +12698,19 @@
           <w:rFonts w:eastAsia="Calibri"/>
         </w:rPr>
         <w:tab/>
-        <w:t>(26)</w:t>
+        <w:t>(2</w:t>
+      </w:r>
+      <w:r>
+        <w:rPr>
+          <w:rFonts w:eastAsia="Calibri"/>
+        </w:rPr>
+        <w:t>5</w:t>
+      </w:r>
+      <w:r>
+        <w:rPr>
+          <w:rFonts w:eastAsia="Calibri"/>
+        </w:rPr>
+        <w:t>)</w:t>
       </w:r>
     </w:p>
     <w:p>
@@ -13330,7 +13354,13 @@
       </w:r>
       <w:r>
         <w:tab/>
-        <w:t>(27)</w:t>
+        <w:t>(2</w:t>
+      </w:r>
+      <w:r>
+        <w:t>6</w:t>
+      </w:r>
+      <w:r>
+        <w:t>)</w:t>
       </w:r>
     </w:p>
     <w:p>
@@ -13440,7 +13470,19 @@
           <w:rFonts w:eastAsia="Calibri"/>
         </w:rPr>
         <w:tab/>
-        <w:t>(28)</w:t>
+        <w:t>(2</w:t>
+      </w:r>
+      <w:r>
+        <w:rPr>
+          <w:rFonts w:eastAsia="Calibri"/>
+        </w:rPr>
+        <w:t>7</w:t>
+      </w:r>
+      <w:r>
+        <w:rPr>
+          <w:rFonts w:eastAsia="Calibri"/>
+        </w:rPr>
+        <w:t>)</w:t>
       </w:r>
     </w:p>
     <w:p>
@@ -13731,7 +13773,19 @@
           <w:rFonts w:eastAsia="Calibri"/>
         </w:rPr>
         <w:tab/>
-        <w:t>(29)</w:t>
+        <w:t>(2</w:t>
+      </w:r>
+      <w:r>
+        <w:rPr>
+          <w:rFonts w:eastAsia="Calibri"/>
+        </w:rPr>
+        <w:t>8</w:t>
+      </w:r>
+      <w:r>
+        <w:rPr>
+          <w:rFonts w:eastAsia="Calibri"/>
+        </w:rPr>
+        <w:t>)</w:t>
       </w:r>
     </w:p>
     <w:p>
@@ -13820,7 +13874,7 @@
           <w:rFonts w:eastAsia="Calibri"/>
           <w:b/>
         </w:rPr>
-        <w:t>См=2,6 руб./ч</w:t>
+        <w:t>См=16,8 руб./ч</w:t>
       </w:r>
     </w:p>
     <w:p>
@@ -13854,17 +13908,15 @@
           <w:rFonts w:eastAsia="Calibri"/>
           <w:b/>
         </w:rPr>
-        <w:t xml:space="preserve">З=59801 </w:t>
-      </w:r>
-      <w:proofErr w:type="spellStart"/>
+        <w:t>З=88294,9 руб</w:t>
+      </w:r>
       <w:r>
         <w:rPr>
           <w:rFonts w:eastAsia="Calibri"/>
           <w:b/>
         </w:rPr>
-        <w:t>руб</w:t>
-      </w:r>
-      <w:proofErr w:type="spellEnd"/>
+        <w:t>.</w:t>
+      </w:r>
     </w:p>
     <w:p>
       <w:pPr>
@@ -13905,7 +13957,6 @@
         <w:ind w:firstLine="708"/>
         <w:jc w:val="both"/>
         <w:rPr>
-          <w:rFonts w:eastAsia="Calibri"/>
           <w:b/>
         </w:rPr>
       </w:pPr>
@@ -13913,32 +13964,25 @@
         <w:rPr>
           <w:b/>
         </w:rPr>
-        <w:t>Зэ= (1162,8</w:t>
-      </w:r>
-      <w:r>
+        <w:t>Зэ= (1162,8×16,8+88294,9)/5=21597,9 руб./г</w:t>
+      </w:r>
+    </w:p>
+    <w:p>
+      <w:pPr>
+        <w:spacing w:line="360" w:lineRule="auto"/>
+        <w:ind w:firstLine="708"/>
+        <w:jc w:val="both"/>
         <w:rPr>
           <w:rFonts w:eastAsia="Calibri"/>
           <w:b/>
         </w:rPr>
-        <w:t>×16,6+86556,2)/5=21161,2 руб./г</w:t>
-      </w:r>
-    </w:p>
-    <w:p>
-      <w:pPr>
-        <w:spacing w:line="360" w:lineRule="auto"/>
-        <w:ind w:firstLine="708"/>
-        <w:jc w:val="both"/>
+      </w:pPr>
+      <w:r>
         <w:rPr>
           <w:rFonts w:eastAsia="Calibri"/>
           <w:b/>
         </w:rPr>
-      </w:pPr>
-      <w:r>
-        <w:rPr>
-          <w:rFonts w:eastAsia="Calibri"/>
-          <w:b/>
-        </w:rPr>
-        <w:t>Э= 59801-21161,2=3839,9 руб.</w:t>
+        <w:t>Э= 59801-21597,9=38203,1 руб.</w:t>
       </w:r>
     </w:p>
     <w:p>
@@ -13985,12 +14029,6 @@
         </w:rPr>
         <w:br/>
       </w:r>
-      <w:r>
-        <w:rPr>
-          <w:rFonts w:eastAsia="Calibri"/>
-        </w:rPr>
-        <w:br/>
-      </w:r>
     </w:p>
     <w:p>
       <w:pPr>
@@ -14000,6 +14038,34 @@
         <w:jc w:val="both"/>
         <w:rPr>
           <w:rFonts w:eastAsia="Calibri"/>
+        </w:rPr>
+      </w:pPr>
+    </w:p>
+    <w:p>
+      <w:pPr>
+        <w:spacing w:line="360" w:lineRule="auto"/>
+        <w:ind w:right="284"/>
+        <w:contextualSpacing/>
+        <w:jc w:val="both"/>
+        <w:rPr>
+          <w:rFonts w:eastAsia="Calibri"/>
+        </w:rPr>
+      </w:pPr>
+      <w:r>
+        <w:rPr>
+          <w:rFonts w:eastAsia="Calibri"/>
+        </w:rPr>
+        <w:br/>
+      </w:r>
+    </w:p>
+    <w:p>
+      <w:pPr>
+        <w:spacing w:line="360" w:lineRule="auto"/>
+        <w:ind w:right="284"/>
+        <w:contextualSpacing/>
+        <w:jc w:val="both"/>
+        <w:rPr>
+          <w:rFonts w:eastAsia="Calibri"/>
           <w:kern w:val="28"/>
           <w:lang w:val="uk-UA"/>
         </w:rPr>
@@ -14008,6 +14074,7 @@
         <w:rPr>
           <w:rFonts w:eastAsia="Calibri"/>
         </w:rPr>
+        <w:lastRenderedPageBreak/>
         <w:t>Распределение трудоемкости системного администратора</w:t>
       </w:r>
     </w:p>
@@ -14049,7 +14116,6 @@
               <w:rPr>
                 <w:rFonts w:eastAsia="Calibri"/>
               </w:rPr>
-              <w:lastRenderedPageBreak/>
               <w:t>Этап разработки</w:t>
             </w:r>
           </w:p>
@@ -15532,7 +15598,7 @@
         <w:t>«</w:t>
       </w:r>
       <w:r>
-        <w:t>Автоматизация управленческого учета и записи клиентов в парикмахерской на основе специализированного программного обеспечения</w:t>
+        <w:t>Разработка платформы для автоматизации подбора вакансий и ведения базы данных соискателей</w:t>
       </w:r>
       <w:r>
         <w:rPr>
@@ -15569,7 +15635,13 @@
         <w:rPr>
           <w:bCs/>
         </w:rPr>
-        <w:t xml:space="preserve"> услугах</w:t>
+        <w:t xml:space="preserve"> </w:t>
+      </w:r>
+      <w:r>
+        <w:rPr>
+          <w:bCs/>
+        </w:rPr>
+        <w:t>резюме и вакансиях</w:t>
       </w:r>
       <w:r>
         <w:t>, включая </w:t>
@@ -15578,13 +15650,10 @@
         <w:rPr>
           <w:bCs/>
         </w:rPr>
-        <w:t>виды стрижек, стоимость и дата</w:t>
-      </w:r>
-      <w:r>
-        <w:t>. Пользователи могут быстро записаться на стрижку, отслеживать её статус в режиме реального времени</w:t>
-      </w:r>
-      <w:r>
-        <w:t>.</w:t>
+        <w:t>возможность назначения собеседований</w:t>
+      </w:r>
+      <w:r>
+        <w:t xml:space="preserve">. </w:t>
       </w:r>
     </w:p>
     <w:p>
@@ -15603,7 +15672,13 @@
         <w:t>высоким потенциалом</w:t>
       </w:r>
       <w:r>
-        <w:t> для развития сферы парикмахерских. Он способствует </w:t>
+        <w:t xml:space="preserve"> для развития сферы </w:t>
+      </w:r>
+      <w:r>
+        <w:t>бюро</w:t>
+      </w:r>
+      <w:r>
+        <w:t>. Он способствует </w:t>
       </w:r>
       <w:r>
         <w:rPr>
@@ -15618,7 +15693,19 @@
         <w:rPr>
           <w:bCs/>
         </w:rPr>
-        <w:t>управления стрижками, автоматизации учета и повышения качества обслуживания клиентов</w:t>
+        <w:t xml:space="preserve">управления </w:t>
+      </w:r>
+      <w:r>
+        <w:rPr>
+          <w:bCs/>
+        </w:rPr>
+        <w:t>трудоустройствами</w:t>
+      </w:r>
+      <w:r>
+        <w:rPr>
+          <w:bCs/>
+        </w:rPr>
+        <w:t>, автоматизации учета и повышения качества обслуживания клиентов</w:t>
       </w:r>
       <w:r>
         <w:t>.</w:t>
@@ -15743,7 +15830,13 @@
         <w:t>Создано программное обеспечение</w:t>
       </w:r>
       <w:r>
-        <w:t> для автоматизации парикмахерской.</w:t>
+        <w:t xml:space="preserve"> для автоматизации </w:t>
+      </w:r>
+      <w:r>
+        <w:t>бюро</w:t>
+      </w:r>
+      <w:r>
+        <w:t>.</w:t>
       </w:r>
     </w:p>
     <w:p>
@@ -15820,7 +15913,10 @@
         <w:t>функционирующее приложение</w:t>
       </w:r>
       <w:r>
-        <w:t> для управления заявками на запись стрижки с хранением данных в базе данных.</w:t>
+        <w:t xml:space="preserve"> </w:t>
+      </w:r>
+      <w:r>
+        <w:t>для автоматизации подбора вакансий и ведения базы данных соискателей.</w:t>
       </w:r>
     </w:p>
     <w:bookmarkEnd w:id="57"/>
@@ -25861,6 +25957,7 @@
   <w:style w:type="character" w:default="1" w:styleId="a0">
     <w:name w:val="Default Paragraph Font"/>
     <w:uiPriority w:val="1"/>
+    <w:semiHidden/>
     <w:unhideWhenUsed/>
   </w:style>
   <w:style w:type="table" w:default="1" w:styleId="a1">
